--- a/docs/feature/authentication/3-2-6-otp-verification/spec.docx
+++ b/docs/feature/authentication/3-2-6-otp-verification/spec.docx
@@ -22,7 +22,7 @@
     </w:p>
     <w:p>
       <w:r>
-        <w:t>User dang Sign Up can xac thuc email (nhan OTP qua email), hoac user da dang nhap muon lien ket so dien thoai vao tai khoan (goi /link/phone roi nhap OTP nhan qua email).</w:t>
+        <w:t>Begins when a user who has just signed up opens the verification screen and enters the six-digit code received by email, or when a signed-in user links a phone number and enters the code received by email.</w:t>
       </w:r>
     </w:p>
     <w:p>
@@ -48,7 +48,7 @@
         <w:t xml:space="preserve">Actors / Roles: </w:t>
       </w:r>
       <w:r>
-        <w:t>USER</w:t>
+        <w:t>USER verifying an email address after sign-up, or a signed-in user verifying a phone number.</w:t>
       </w:r>
     </w:p>
     <w:p>
@@ -65,7 +65,7 @@
         <w:t xml:space="preserve">Purpose: </w:t>
       </w:r>
       <w:r>
-        <w:t>Xac thuc bang ma OTP 6 so gui qua email, dung cho 2 muc dich doc lap: (1) xac thuc email sau Sign Up, (2) xac thuc so dien thoai khi lien ket phone vao tai khoan.</w:t>
+        <w:t>Confirm ownership of an email address or of a phone number with a short-lived one-time code, and limit how often a code may be requested or retried.</w:t>
       </w:r>
     </w:p>
     <w:p>
@@ -82,7 +82,7 @@
         <w:t xml:space="preserve">Interface: </w:t>
       </w:r>
       <w:r>
-        <w:t>POST /api/v1/auth/verify-otp, POST /api/v1/auth/resend-otp (khong can token); POST /api/v1/auth/link/phone, POST /api/v1/auth/verify-phone-otp (can Bearer token).</w:t>
+        <w:t>Email verification screen with a six-digit code input and a resend action guarded by a countdown; phone linking screen with a phone number input followed by a code input.</w:t>
       </w:r>
     </w:p>
     <w:p>
@@ -99,7 +99,7 @@
         <w:t xml:space="preserve">Data Processing: </w:t>
       </w:r>
       <w:r>
-        <w:t>Email OTP luu tren cot users.otp_code/otp_expiry (TTL 10 phut), dem so lan sai va cooldown resend qua Redis. Phone OTP luu toan bo (ma + so dien thoai) trong 1 key Redis phone:otp:{userId} (TTL 10 phut), khong co cot DB rieng; kem 2 key phu phone:otp:resend:{userId} (cooldown 60s) va phone:otp:attempt:{userId} (dem so lan sai, TTL 10 phut). Ca hai deu gui ma qua email (mailService.sendOtpEmail), phone OTP khong dung SMS.</w:t>
+        <w:t>The system generates a six-digit code, stores it with a limited lifetime, counts wrong attempts, replaces the code on an accepted resend, and delivers every code by email. Both flows share this mechanism, and a phone code is delivered by email rather than by SMS.</w:t>
       </w:r>
     </w:p>
     <w:p>
@@ -113,7 +113,7 @@
     </w:p>
     <w:p>
       <w:r>
-        <w:t>Man hinh nhap OTP dung chung o FE cho ca 2 luong (goi API khac nhau tuy ngu canh): man xac thuc email sau Sign Up, va man xac thuc phone sau khi nhap so dien thoai.</w:t>
+        <w:t>Figure — OTP Verification screens:</w:t>
       </w:r>
     </w:p>
     <w:p>
@@ -124,7 +124,7 @@
         <w:t xml:space="preserve">-  </w:t>
       </w:r>
       <w:r>
-        <w:t>Input 6 so, auto-focus tung o.</w:t>
+        <w:t>Email verification: six-digit code input and a "Resend code" action that stays disabled until the cooldown has elapsed.</w:t>
       </w:r>
     </w:p>
     <w:p>
@@ -135,7 +135,18 @@
         <w:t xml:space="preserve">-  </w:t>
       </w:r>
       <w:r>
-        <w:t>Nut Resend OTP co dem nguoc 60s — ap dung cho ca email OTP va phone OTP (phone OTP cung co cooldown resend 60s o BE).</w:t>
+        <w:t>Phone linking: phone number input, then a six-digit code input.</w:t>
+      </w:r>
+    </w:p>
+    <w:p>
+      <w:pPr>
+        <w:ind w:left="360"/>
+      </w:pPr>
+      <w:r>
+        <w:t xml:space="preserve">-  </w:t>
+      </w:r>
+      <w:r>
+        <w:t>Both screens report the remaining attempts and discard the current code once too many wrong codes have been entered.</w:t>
       </w:r>
     </w:p>
     <w:p>
@@ -160,7 +171,7 @@
         <w:t xml:space="preserve">Input required: </w:t>
       </w:r>
       <w:r>
-        <w:t>Email OTP: email, otpCode (verify) / email (resend). Phone OTP: phone (link) / otpCode (verify), kem Bearer token.</w:t>
+        <w:t>email and code for email verification; phone for linking; code for phone verification.</w:t>
       </w:r>
     </w:p>
     <w:p>
@@ -171,7 +182,7 @@
         <w:t xml:space="preserve">System data: </w:t>
       </w:r>
       <w:r>
-        <w:t>users.otp_code, users.otp_expiry, users.email_verified_at, users.phone; Redis: otp:attempt:{email}, otp:resend:{email}, phone:otp:{userId}, phone:otp:resend:{userId}, phone:otp:attempt:{userId}.</w:t>
+        <w:t>userId, code, code expiry, wrong-attempt counter, resend cooldown, emailVerifiedAt, phone.</w:t>
       </w:r>
     </w:p>
     <w:p>
@@ -182,7 +193,7 @@
         <w:t xml:space="preserve">Output: </w:t>
       </w:r>
       <w:r>
-        <w:t>200 { success: true, data: null } khi thanh cong; loi tra ve ErrorCode tuong ung (xem Business Rules).</w:t>
+        <w:t>no data; a success response on both flows.</w:t>
       </w:r>
     </w:p>
     <w:p>
@@ -198,7 +209,7 @@
         <w:t xml:space="preserve">BR-01: </w:t>
       </w:r>
       <w:r>
-        <w:t>Verify email OTP: user da verify (emailVerifiedAt != null) thi return som, idempotent, khong check lai OTP.</w:t>
+        <w:t>An unknown account → 404 USER_NOT_FOUND. An account whose email address is already verified returns success immediately without checking the code again.</w:t>
       </w:r>
     </w:p>
     <w:p>
@@ -209,7 +220,7 @@
         <w:t xml:space="preserve">BR-02: </w:t>
       </w:r>
       <w:r>
-        <w:t>Verify email OTP: otpExpiry/otpCode null hoac het han -&gt; 400 OTP_INVALID.</w:t>
+        <w:t>A code that is absent, never issued or expired → 400 OTP_INVALID.</w:t>
       </w:r>
     </w:p>
     <w:p>
@@ -220,7 +231,7 @@
         <w:t xml:space="preserve">BR-03: </w:t>
       </w:r>
       <w:r>
-        <w:t>Verify email OTP: sai OTP tang counter Redis otp:attempt:{email} (TTL 10 phut); attempts &gt;= 5 -&gt; xoa otpCode/otpExpiry, tra 400 OTP_TOO_MANY_ATTEMPTS; chua toi 5 -&gt; 400 OTP_INVALID.</w:t>
+        <w:t>A wrong code increases a wrong-attempt counter with a 10-minute window. On the fifth wrong attempt the stored code is discarded and the answer is 400 OTP_TOO_MANY_ATTEMPTS; below five attempts the answer is 400 OTP_INVALID.</w:t>
       </w:r>
     </w:p>
     <w:p>
@@ -231,7 +242,7 @@
         <w:t xml:space="preserve">BR-04: </w:t>
       </w:r>
       <w:r>
-        <w:t>Verify email OTP dung: xoa counter Redis, xoa otpCode/otpExpiry, set emailVerifiedAt = now.</w:t>
+        <w:t>A correct code clears the wrong-attempt counter and the stored code and marks the email address as verified.</w:t>
       </w:r>
     </w:p>
     <w:p>
@@ -242,7 +253,7 @@
         <w:t xml:space="preserve">BR-05: </w:t>
       </w:r>
       <w:r>
-        <w:t>Resend email OTP: cooldown Redis otp:resend:{email} con hieu luc -&gt; 429 RATE_LIMIT_EXCEEDED; da verify -&gt; return som khong gui lai; sinh OTP moi 10 phut, set cooldown 60s, xoa counter attempt cu.</w:t>
+        <w:t>A resend inside the 60-second cooldown → 429 RATE_LIMIT_EXCEEDED. An unknown account → 404 USER_NOT_FOUND. An already verified account returns success without sending anything.</w:t>
       </w:r>
     </w:p>
     <w:p>
@@ -253,7 +264,7 @@
         <w:t xml:space="preserve">BR-06: </w:t>
       </w:r>
       <w:r>
-        <w:t>Link phone: normalize phone qua PhoneUtil, khong hop le -&gt; 400 INVALID_PHONE; da duoc user khac dung -&gt; 409 PHONE_ALREADY_IN_USE; cooldown resend 60s qua Redis phone:otp:resend:{userId} con hieu luc -&gt; 429 RATE_LIMIT_EXCEEDED; sinh OTP 6 so luu Redis phone:otp:{userId} TTL 10 phut, set cooldown 60s, xoa counter phone:otp:attempt:{userId} cu, gui qua email.</w:t>
+        <w:t>An accepted resend issues a new six-digit code valid for 10 minutes, restarts the 60-second cooldown and clears the previous wrong-attempt counter.</w:t>
       </w:r>
     </w:p>
     <w:p>
@@ -264,7 +275,62 @@
         <w:t xml:space="preserve">BR-07: </w:t>
       </w:r>
       <w:r>
-        <w:t>Verify phone OTP: khong co key Redis -&gt; 400 OTP_INVALID; sai OTP tang counter Redis phone:otp:attempt:{userId} (TTL 10 phut), attempts &gt;= 5 -&gt; xoa phone:otp:{userId} + counter va tra 400 OTP_TOO_MANY_ATTEMPTS, chua toi 5 -&gt; 400 OTP_INVALID; dung -&gt; xoa key + counter, check lai existsByPhone (race condition) -&gt; 409 PHONE_ALREADY_IN_USE neu co; set user.phone.</w:t>
+        <w:t>An invalid phone number → 400 INVALID_PHONE. An unknown account → 404 USER_NOT_FOUND. A phone number already used by another account → 409 PHONE_ALREADY_IN_USE.</w:t>
+      </w:r>
+    </w:p>
+    <w:p>
+      <w:r>
+        <w:rPr>
+          <w:b/>
+        </w:rPr>
+        <w:t xml:space="preserve">BR-08: </w:t>
+      </w:r>
+      <w:r>
+        <w:t>A repeat phone-linking request inside the 60-second cooldown → 429 RATE_LIMIT_EXCEEDED, and the pending code is not replaced.</w:t>
+      </w:r>
+    </w:p>
+    <w:p>
+      <w:r>
+        <w:rPr>
+          <w:b/>
+        </w:rPr>
+        <w:t xml:space="preserve">BR-09: </w:t>
+      </w:r>
+      <w:r>
+        <w:t>An accepted phone-linking request issues a six-digit code valid for 10 minutes, restarts the cooldown, clears the previous wrong-attempt counter and sends the code by email, not by SMS.</w:t>
+      </w:r>
+    </w:p>
+    <w:p>
+      <w:r>
+        <w:rPr>
+          <w:b/>
+        </w:rPr>
+        <w:t xml:space="preserve">BR-10: </w:t>
+      </w:r>
+      <w:r>
+        <w:t>A phone verification with no pending code, or with an expired one → 400 OTP_INVALID.</w:t>
+      </w:r>
+    </w:p>
+    <w:p>
+      <w:r>
+        <w:rPr>
+          <w:b/>
+        </w:rPr>
+        <w:t xml:space="preserve">BR-11: </w:t>
+      </w:r>
+      <w:r>
+        <w:t>A wrong phone code increases a wrong-attempt counter with a 10-minute window. On the fifth wrong attempt the pending code is discarded and the answer is 400 OTP_TOO_MANY_ATTEMPTS; below five attempts the answer is 400 OTP_INVALID.</w:t>
+      </w:r>
+    </w:p>
+    <w:p>
+      <w:r>
+        <w:rPr>
+          <w:b/>
+        </w:rPr>
+        <w:t xml:space="preserve">BR-12: </w:t>
+      </w:r>
+      <w:r>
+        <w:t>A correct phone code consumes the pending code, re-checks whether the phone number has been taken by another account in the meantime → 409 PHONE_ALREADY_IN_USE, and otherwise attaches the phone number to the account.</w:t>
       </w:r>
     </w:p>
     <w:p>
@@ -274,17 +340,12 @@
     </w:p>
     <w:p>
       <w:r>
-        <w:t>Email chuan hoa lowercase + trim truoc khi tra cuu.</w:t>
+        <w:t>Empty code or empty phone number → error message.</w:t>
       </w:r>
     </w:p>
     <w:p>
       <w:r>
-        <w:t>Phone chuan hoa qua PhoneUtil.normalize truoc khi luu/so sanh.</w:t>
-      </w:r>
-    </w:p>
-    <w:p>
-      <w:r>
-        <w:t>OTP la chuoi 6 so, so sanh chinh xac (equals).</w:t>
+        <w:t>Phone number cannot be normalized into a valid number → 400 INVALID_PHONE.</w:t>
       </w:r>
     </w:p>
     <w:p>
@@ -303,42 +364,32 @@
     </w:p>
     <w:p>
       <w:r>
-        <w:t>1. User Sign Up xong, nhan email chua OTP.</w:t>
+        <w:t>1. After signing up, the user opens the verification screen and enters the six-digit code received by email.</w:t>
       </w:r>
     </w:p>
     <w:p>
       <w:r>
-        <w:t>2. User nhap OTP, FE goi POST /verify-otp {email, otpCode}.</w:t>
+        <w:t>2. The system finds the account, checks the code and its expiry and compares them.</w:t>
       </w:r>
     </w:p>
     <w:p>
       <w:r>
-        <w:t>3. BE verify dung -&gt; set emailVerifiedAt=now, tra 200.</w:t>
+        <w:t>3. A correct code marks the email address as verified and clears the stored code.</w:t>
       </w:r>
     </w:p>
     <w:p>
       <w:r>
-        <w:t>4. FE dieu huong /login.</w:t>
+        <w:t>4. The user continues to Sign In to start a session.</w:t>
       </w:r>
     </w:p>
     <w:p>
       <w:r>
-        <w:t>5. (Rieng) User da dang nhap, nhap so dien thoai muon lien ket -&gt; FE goi POST /link/phone {phone}.</w:t>
+        <w:t>5. For phone linking, a signed-in user submits a phone number and receives a code by email.</w:t>
       </w:r>
     </w:p>
     <w:p>
       <w:r>
-        <w:t>6. BE sinh OTP, gui qua email, tra 200.</w:t>
-      </w:r>
-    </w:p>
-    <w:p>
-      <w:r>
-        <w:t>7. User nhap OTP nhan duoc, FE goi POST /verify-phone-otp {otpCode}.</w:t>
-      </w:r>
-    </w:p>
-    <w:p>
-      <w:r>
-        <w:t>8. BE verify dung -&gt; set user.phone, tra 200.</w:t>
+        <w:t>6. The user enters the code; the system consumes it and attaches the phone number to the account.</w:t>
       </w:r>
     </w:p>
     <w:p>
@@ -348,36 +399,27 @@
     </w:p>
     <w:p>
       <w:r>
-        <w:t>OTP sai hoac het han -&gt; 400 OTP_INVALID.</w:t>
+        <w:t>-  Unknown account → 404 USER_NOT_FOUND.</w:t>
       </w:r>
     </w:p>
     <w:p>
       <w:r>
-        <w:t>Sai OTP email 5 lan lien tiep -&gt; 400 OTP_TOO_MANY_ATTEMPTS, OTP hien tai bi huy, phai resend.</w:t>
+        <w:t>-  Missing, expired or wrong code → 400 OTP_INVALID; the fifth wrong attempt → 400 OTP_TOO_MANY_ATTEMPTS and the current code is discarded, so a new code must be requested.</w:t>
       </w:r>
     </w:p>
     <w:p>
       <w:r>
-        <w:t>Resend OTP trong vong 60s -&gt; 429 RATE_LIMIT_EXCEEDED.</w:t>
+        <w:t>-  A resend, or a repeated phone-linking request, inside the 60-second cooldown → 429 RATE_LIMIT_EXCEEDED, and the pending code is not replaced.</w:t>
       </w:r>
     </w:p>
     <w:p>
       <w:r>
-        <w:t>Phone khong hop le -&gt; 400 INVALID_PHONE.</w:t>
+        <w:t>-  Invalid phone number → 400 INVALID_PHONE.</w:t>
       </w:r>
     </w:p>
     <w:p>
       <w:r>
-        <w:t>Phone da duoc dung (luc link hoac luc verify do race condition) -&gt; 409 PHONE_ALREADY_IN_USE.</w:t>
-        <w:br/>
-        <w:t>Goi lai /link/phone trong vong 60s -&gt; 429 RATE_LIMIT_EXCEEDED (OTP cu khong bi ghi de).</w:t>
-        <w:br/>
-        <w:t>Sai OTP phone 5 lan lien tiep -&gt; 400 OTP_TOO_MANY_ATTEMPTS, OTP hien tai bi huy, phai goi lai /link/phone.</w:t>
-      </w:r>
-    </w:p>
-    <w:p>
-      <w:r>
-        <w:t>User khong ton tai -&gt; 404 USER_NOT_FOUND.</w:t>
+        <w:t>-  Phone number already used by another account, at linking or at verification → 409 PHONE_ALREADY_IN_USE.</w:t>
       </w:r>
     </w:p>
     <w:p>
@@ -397,7 +439,7 @@
         <w:t xml:space="preserve">-  </w:t>
       </w:r>
       <w:r>
-        <w:t>Email OTP verify thanh cong: users.email_verified_at duoc set, otp_code/otp_expiry bi xoa.</w:t>
+        <w:t>Email verification marks the email address as verified and clears the code together with the wrong-attempt counter.</w:t>
       </w:r>
     </w:p>
     <w:p>
@@ -408,7 +450,18 @@
         <w:t xml:space="preserve">-  </w:t>
       </w:r>
       <w:r>
-        <w:t>Phone OTP verify thanh cong: users.phone duoc cap nhat, Redis key phone:otp:{userId} va phone:otp:attempt:{userId} bi xoa.</w:t>
+        <w:t>Phone verification attaches the phone number to the account and clears the pending code together with the wrong-attempt counter.</w:t>
+      </w:r>
+    </w:p>
+    <w:p>
+      <w:pPr>
+        <w:ind w:left="360"/>
+      </w:pPr>
+      <w:r>
+        <w:t xml:space="preserve">-  </w:t>
+      </w:r>
+      <w:r>
+        <w:t>Email verification establishes no session; the user signs in separately afterwards.</w:t>
       </w:r>
     </w:p>
     <w:sectPr>

--- a/docs/feature/authentication/3-2-6-otp-verification/spec.docx
+++ b/docs/feature/authentication/3-2-6-otp-verification/spec.docx
@@ -120,9 +120,7 @@
       <w:pPr>
         <w:ind w:left="360"/>
       </w:pPr>
-      <w:r>
-        <w:t xml:space="preserve">-  </w:t>
-      </w:r>
+      <w:r/>
       <w:r>
         <w:t>Email verification: six-digit code input and a "Resend code" action that stays disabled until the cooldown has elapsed.</w:t>
       </w:r>
@@ -131,9 +129,7 @@
       <w:pPr>
         <w:ind w:left="360"/>
       </w:pPr>
-      <w:r>
-        <w:t xml:space="preserve">-  </w:t>
-      </w:r>
+      <w:r/>
       <w:r>
         <w:t>Phone linking: phone number input, then a six-digit code input.</w:t>
       </w:r>
@@ -142,9 +138,7 @@
       <w:pPr>
         <w:ind w:left="360"/>
       </w:pPr>
-      <w:r>
-        <w:t xml:space="preserve">-  </w:t>
-      </w:r>
+      <w:r/>
       <w:r>
         <w:t>Both screens report the remaining attempts and discard the current code once too many wrong codes have been entered.</w:t>
       </w:r>
@@ -435,9 +429,7 @@
       <w:pPr>
         <w:ind w:left="360"/>
       </w:pPr>
-      <w:r>
-        <w:t xml:space="preserve">-  </w:t>
-      </w:r>
+      <w:r/>
       <w:r>
         <w:t>Email verification marks the email address as verified and clears the code together with the wrong-attempt counter.</w:t>
       </w:r>
@@ -446,9 +438,7 @@
       <w:pPr>
         <w:ind w:left="360"/>
       </w:pPr>
-      <w:r>
-        <w:t xml:space="preserve">-  </w:t>
-      </w:r>
+      <w:r/>
       <w:r>
         <w:t>Phone verification attaches the phone number to the account and clears the pending code together with the wrong-attempt counter.</w:t>
       </w:r>
@@ -457,9 +447,7 @@
       <w:pPr>
         <w:ind w:left="360"/>
       </w:pPr>
-      <w:r>
-        <w:t xml:space="preserve">-  </w:t>
-      </w:r>
+      <w:r/>
       <w:r>
         <w:t>Email verification establishes no session; the user signs in separately afterwards.</w:t>
       </w:r>

--- a/docs/feature/authentication/3-2-6-otp-verification/spec.docx
+++ b/docs/feature/authentication/3-2-6-otp-verification/spec.docx
@@ -197,134 +197,17 @@
     </w:p>
     <w:p>
       <w:r>
-        <w:rPr>
-          <w:b/>
-        </w:rPr>
-        <w:t xml:space="preserve">BR-01: </w:t>
-      </w:r>
-      <w:r>
-        <w:t>An unknown account → 404 USER_NOT_FOUND. An account whose email address is already verified returns success immediately without checking the code again.</w:t>
+        <w:t>BR-03: Email OTP is 6 digits, TTL 10 minutes, single-use; cleared on successful verification. An unknown account → 404 USER_NOT_FOUND. An account whose email address is already verified returns success immediately without checking the code again. A code that is absent, never issued or expired → 400 OTP_INVALID. A wrong code increases a wrong-attempt counter with a 10-minute window; on the fifth wrong attempt the stored code is discarded and the answer is 400 OTP_TOO_MANY_ATTEMPTS, below five attempts the answer is 400 OTP_INVALID. A correct code clears the wrong-attempt counter and the stored code and marks the email address as verified.</w:t>
       </w:r>
     </w:p>
     <w:p>
       <w:r>
-        <w:rPr>
-          <w:b/>
-        </w:rPr>
-        <w:t xml:space="preserve">BR-02: </w:t>
-      </w:r>
-      <w:r>
-        <w:t>A code that is absent, never issued or expired → 400 OTP_INVALID.</w:t>
+        <w:t>BR-04: OTP resend has a 60-second cooldown per email (Redis-backed) → 429 RATE_LIMIT_EXCEEDED inside the cooldown. An unknown account → 404 USER_NOT_FOUND. An already verified account returns success without sending anything. An accepted resend issues a new six-digit code valid for 10 minutes, restarts the 60-second cooldown and clears the previous wrong-attempt counter.</w:t>
       </w:r>
     </w:p>
     <w:p>
       <w:r>
-        <w:rPr>
-          <w:b/>
-        </w:rPr>
-        <w:t xml:space="preserve">BR-03: </w:t>
-      </w:r>
-      <w:r>
-        <w:t>A wrong code increases a wrong-attempt counter with a 10-minute window. On the fifth wrong attempt the stored code is discarded and the answer is 400 OTP_TOO_MANY_ATTEMPTS; below five attempts the answer is 400 OTP_INVALID.</w:t>
-      </w:r>
-    </w:p>
-    <w:p>
-      <w:r>
-        <w:rPr>
-          <w:b/>
-        </w:rPr>
-        <w:t xml:space="preserve">BR-04: </w:t>
-      </w:r>
-      <w:r>
-        <w:t>A correct code clears the wrong-attempt counter and the stored code and marks the email address as verified.</w:t>
-      </w:r>
-    </w:p>
-    <w:p>
-      <w:r>
-        <w:rPr>
-          <w:b/>
-        </w:rPr>
-        <w:t xml:space="preserve">BR-05: </w:t>
-      </w:r>
-      <w:r>
-        <w:t>A resend inside the 60-second cooldown → 429 RATE_LIMIT_EXCEEDED. An unknown account → 404 USER_NOT_FOUND. An already verified account returns success without sending anything.</w:t>
-      </w:r>
-    </w:p>
-    <w:p>
-      <w:r>
-        <w:rPr>
-          <w:b/>
-        </w:rPr>
-        <w:t xml:space="preserve">BR-06: </w:t>
-      </w:r>
-      <w:r>
-        <w:t>An accepted resend issues a new six-digit code valid for 10 minutes, restarts the 60-second cooldown and clears the previous wrong-attempt counter.</w:t>
-      </w:r>
-    </w:p>
-    <w:p>
-      <w:r>
-        <w:rPr>
-          <w:b/>
-        </w:rPr>
-        <w:t xml:space="preserve">BR-07: </w:t>
-      </w:r>
-      <w:r>
-        <w:t>An invalid phone number → 400 INVALID_PHONE. An unknown account → 404 USER_NOT_FOUND. A phone number already used by another account → 409 PHONE_ALREADY_IN_USE.</w:t>
-      </w:r>
-    </w:p>
-    <w:p>
-      <w:r>
-        <w:rPr>
-          <w:b/>
-        </w:rPr>
-        <w:t xml:space="preserve">BR-08: </w:t>
-      </w:r>
-      <w:r>
-        <w:t>A repeat phone-linking request inside the 60-second cooldown → 429 RATE_LIMIT_EXCEEDED, and the pending code is not replaced.</w:t>
-      </w:r>
-    </w:p>
-    <w:p>
-      <w:r>
-        <w:rPr>
-          <w:b/>
-        </w:rPr>
-        <w:t xml:space="preserve">BR-09: </w:t>
-      </w:r>
-      <w:r>
-        <w:t>An accepted phone-linking request issues a six-digit code valid for 10 minutes, restarts the cooldown, clears the previous wrong-attempt counter and sends the code by email, not by SMS.</w:t>
-      </w:r>
-    </w:p>
-    <w:p>
-      <w:r>
-        <w:rPr>
-          <w:b/>
-        </w:rPr>
-        <w:t xml:space="preserve">BR-10: </w:t>
-      </w:r>
-      <w:r>
-        <w:t>A phone verification with no pending code, or with an expired one → 400 OTP_INVALID.</w:t>
-      </w:r>
-    </w:p>
-    <w:p>
-      <w:r>
-        <w:rPr>
-          <w:b/>
-        </w:rPr>
-        <w:t xml:space="preserve">BR-11: </w:t>
-      </w:r>
-      <w:r>
-        <w:t>A wrong phone code increases a wrong-attempt counter with a 10-minute window. On the fifth wrong attempt the pending code is discarded and the answer is 400 OTP_TOO_MANY_ATTEMPTS; below five attempts the answer is 400 OTP_INVALID.</w:t>
-      </w:r>
-    </w:p>
-    <w:p>
-      <w:r>
-        <w:rPr>
-          <w:b/>
-        </w:rPr>
-        <w:t xml:space="preserve">BR-12: </w:t>
-      </w:r>
-      <w:r>
-        <w:t>A correct phone code consumes the pending code, re-checks whether the phone number has been taken by another account in the meantime → 409 PHONE_ALREADY_IN_USE, and otherwise attaches the phone number to the account.</w:t>
+        <w:t>BR-07 (phone linking, reuses the OTP mechanism of BR-03/BR-04): An invalid phone number → 400 INVALID_PHONE. An unknown account → 404 USER_NOT_FOUND. A phone number already used by another account → 409 PHONE_ALREADY_IN_USE. A repeat phone-linking request inside the 60-second cooldown → 429 RATE_LIMIT_EXCEEDED, and the pending code is not replaced. An accepted phone-linking request issues a six-digit code valid for 10 minutes, restarts the cooldown, clears the previous wrong-attempt counter and sends the code by email, not by SMS. A phone verification with no pending code, or with an expired one → 400 OTP_INVALID. A wrong phone code increases a wrong-attempt counter with a 10-minute window; on the fifth wrong attempt the pending code is discarded and the answer is 400 OTP_TOO_MANY_ATTEMPTS, below five attempts the answer is 400 OTP_INVALID. A correct phone code consumes the pending code, re-checks whether the phone number has been taken by another account in the meantime → 409 PHONE_ALREADY_IN_USE, and otherwise attaches the phone number to the account.</w:t>
       </w:r>
     </w:p>
     <w:p>
@@ -334,12 +217,38 @@
     </w:p>
     <w:p>
       <w:r>
-        <w:t>Empty code or empty phone number → error message.</w:t>
+        <w:t xml:space="preserve">code empty or phone empty → Display: </w:t>
+      </w:r>
+      <w:r>
+        <w:rPr>
+          <w:b/>
+        </w:rPr>
+        <w:t xml:space="preserve">MSG02</w:t>
       </w:r>
     </w:p>
     <w:p>
       <w:r>
-        <w:t>Phone number cannot be normalized into a valid number → 400 INVALID_PHONE.</w:t>
+        <w:t xml:space="preserve">phone number cannot be normalized into a valid number → Display: </w:t>
+      </w:r>
+      <w:r>
+        <w:rPr>
+          <w:b/>
+        </w:rPr>
+        <w:t xml:space="preserve">MSG02</w:t>
+      </w:r>
+      <w:r>
+        <w:t xml:space="preserve"> (treated as an invalid required field)</w:t>
+      </w:r>
+    </w:p>
+    <w:p>
+      <w:r>
+        <w:t xml:space="preserve">code invalid or expired → Display: </w:t>
+      </w:r>
+      <w:r>
+        <w:rPr>
+          <w:b/>
+        </w:rPr>
+        <w:t xml:space="preserve">MSG20</w:t>
       </w:r>
     </w:p>
     <w:p>
@@ -383,7 +292,16 @@
     </w:p>
     <w:p>
       <w:r>
-        <w:t>6. The user enters the code; the system consumes it and attaches the phone number to the account.</w:t>
+        <w:t xml:space="preserve">6. The user enters the code; the system consumes it and attaches the phone number to the account; toast </w:t>
+      </w:r>
+      <w:r>
+        <w:rPr>
+          <w:b/>
+        </w:rPr>
+        <w:t xml:space="preserve">MSG26</w:t>
+      </w:r>
+      <w:r>
+        <w:t xml:space="preserve"> (profile updated with the new phone).</w:t>
       </w:r>
     </w:p>
     <w:p>
@@ -393,27 +311,101 @@
     </w:p>
     <w:p>
       <w:r>
-        <w:t>-  Unknown account → 404 USER_NOT_FOUND.</w:t>
+        <w:t xml:space="preserve">2.a1: Unknown account (BR-03/BR-07) → 404 USER_NOT_FOUND, toast </w:t>
+      </w:r>
+      <w:r>
+        <w:rPr>
+          <w:b/>
+        </w:rPr>
+        <w:t xml:space="preserve">MSG38</w:t>
+      </w:r>
+      <w:r>
+        <w:t xml:space="preserve">.
+</w:t>
+      </w:r>
+      <w:r>
+        <w:t>2.a2: The user restarts sign-up or signs in with a valid account.</w:t>
       </w:r>
     </w:p>
     <w:p>
       <w:r>
-        <w:t>-  Missing, expired or wrong code → 400 OTP_INVALID; the fifth wrong attempt → 400 OTP_TOO_MANY_ATTEMPTS and the current code is discarded, so a new code must be requested.</w:t>
+        <w:t xml:space="preserve">2.b1: Missing, expired or wrong code (BR-03/BR-10/BR-11) → 400 OTP_INVALID, Display: </w:t>
+      </w:r>
+      <w:r>
+        <w:rPr>
+          <w:b/>
+        </w:rPr>
+        <w:t xml:space="preserve">MSG20</w:t>
+      </w:r>
+      <w:r>
+        <w:t xml:space="preserve">.
+</w:t>
+      </w:r>
+      <w:r>
+        <w:t xml:space="preserve">2.b2: The user re-enters the code, or the fifth wrong attempt discards it (BR-03/BR-11) → 400 OTP_TOO_MANY_ATTEMPTS, Display: </w:t>
+      </w:r>
+      <w:r>
+        <w:rPr>
+          <w:b/>
+        </w:rPr>
+        <w:t xml:space="preserve">MSG20</w:t>
+      </w:r>
+      <w:r>
+        <w:t xml:space="preserve">, and a new code must be requested via resend.</w:t>
       </w:r>
     </w:p>
     <w:p>
       <w:r>
-        <w:t>-  A resend, or a repeated phone-linking request, inside the 60-second cooldown → 429 RATE_LIMIT_EXCEEDED, and the pending code is not replaced.</w:t>
+        <w:t xml:space="preserve">5.a1: A resend, or a repeated phone-linking request, inside the 60-second cooldown (BR-04/BR-08) → 429 RATE_LIMIT_EXCEEDED, toast </w:t>
+      </w:r>
+      <w:r>
+        <w:rPr>
+          <w:b/>
+        </w:rPr>
+        <w:t xml:space="preserve">MSG88</w:t>
+      </w:r>
+      <w:r>
+        <w:t xml:space="preserve">, and the pending code is not replaced.
+</w:t>
+      </w:r>
+      <w:r>
+        <w:t>5.a2: The user waits for the cooldown to elapse before requesting again.</w:t>
       </w:r>
     </w:p>
     <w:p>
       <w:r>
-        <w:t>-  Invalid phone number → 400 INVALID_PHONE.</w:t>
+        <w:t xml:space="preserve">5.b1: Invalid phone number (BR-07) → 400 INVALID_PHONE, Display: </w:t>
+      </w:r>
+      <w:r>
+        <w:rPr>
+          <w:b/>
+        </w:rPr>
+        <w:t xml:space="preserve">MSG02</w:t>
+      </w:r>
+      <w:r>
+        <w:t xml:space="preserve">.
+</w:t>
+      </w:r>
+      <w:r>
+        <w:t>5.b2: The user enters a valid phone number.</w:t>
       </w:r>
     </w:p>
     <w:p>
       <w:r>
-        <w:t>-  Phone number already used by another account, at linking or at verification → 409 PHONE_ALREADY_IN_USE.</w:t>
+        <w:t xml:space="preserve">6.a1: Phone number already used by another account, at linking or at verification (BR-07/BR-12) → 409 PHONE_ALREADY_IN_USE, toast </w:t>
+      </w:r>
+      <w:r>
+        <w:rPr>
+          <w:b/>
+        </w:rPr>
+        <w:t xml:space="preserve">MSG38</w:t>
+      </w:r>
+      <w:r>
+        <w:t xml:space="preserve">.
+</w:t>
+      </w:r>
+      <w:r>
+        <w:t>6.a2: The user enters a different phone number.</w:t>
       </w:r>
     </w:p>
     <w:p>
